--- a/class13w.docx
+++ b/class13w.docx
@@ -1912,7 +1912,7 @@
         <w:pStyle w:val="BlockText"/>
       </w:pPr>
       <w:r>
-        <w:t xml:space="preserve">Some of you exploring this special issue of The American Statistician might be wondering if it’s a scolding from pedantic statisticians lecturing you about what not to dowith p-values, without</w:t>
+        <w:t xml:space="preserve">Some of you exploring this special issue of The American Statistician might be wondering if it’s a scolding from pedantic statisticians lecturing you about what not to do with p-values, without</w:t>
       </w:r>
       <w:r>
         <w:t xml:space="preserve"> </w:t>
